--- a/教学实施资料/03-Python程序设计-项目实战/分层工单/W07_P5_产线数据仓库与ORM分层工单.docx
+++ b/教学实施资料/03-Python程序设计-项目实战/分层工单/W07_P5_产线数据仓库与ORM分层工单.docx
@@ -263,6 +263,803 @@
         </w:tc>
       </w:tr>
     </w:tbl>
+    <w:p>
+      <w:pPr>
+        <w:spacing w:before="200" w:after="80"/>
+        <w:pBdr>
+          <w:bottom w:val="single" w:sz="8" w:color="0545E8"/>
+        </w:pBdr>
+      </w:pPr>
+      <w:r>
+        <w:rPr>
+          <w:rFonts w:ascii="Times New Roman" w:hAnsi="Times New Roman" w:eastAsia="黑体"/>
+          <w:b/>
+          <w:color w:val="C04A0A"/>
+          <w:sz w:val="24"/>
+        </w:rPr>
+        <w:t>〇、知识精讲·四要素详解（V1.2深度版·与授课PPT同源）</w:t>
+      </w:r>
+    </w:p>
+    <w:p>
+      <w:pPr>
+        <w:spacing w:before="0" w:after="20"/>
+      </w:pPr>
+      <w:r>
+        <w:rPr>
+          <w:rFonts w:ascii="Times New Roman" w:hAnsi="Times New Roman" w:eastAsia="宋体"/>
+          <w:b/>
+          <w:color w:val="010328"/>
+          <w:sz w:val="22"/>
+        </w:rPr>
+        <w:t>B01 仓库模式</w:t>
+      </w:r>
+    </w:p>
+    <w:p>
+      <w:pPr>
+        <w:spacing w:before="0" w:after="40"/>
+      </w:pPr>
+      <w:r>
+        <w:rPr>
+          <w:rFonts w:ascii="Times New Roman" w:hAnsi="Times New Roman" w:eastAsia="宋体"/>
+          <w:b w:val="0"/>
+          <w:sz w:val="21"/>
+        </w:rPr>
+        <w:t>1. 定义：仓库模式=档案室三级索引：设备档案1-N测点盒N-记录纸；告警挂档案</w:t>
+      </w:r>
+    </w:p>
+    <w:p>
+      <w:pPr>
+        <w:spacing w:before="0" w:after="40"/>
+      </w:pPr>
+      <w:r>
+        <w:rPr>
+          <w:rFonts w:ascii="Times New Roman" w:hAnsi="Times New Roman" w:eastAsia="宋体"/>
+          <w:b w:val="0"/>
+          <w:sz w:val="21"/>
+        </w:rPr>
+        <w:t>2. 使用场景：时序数据入库的关系建模——三张主表</w:t>
+      </w:r>
+    </w:p>
+    <w:p>
+      <w:pPr>
+        <w:spacing w:before="0" w:after="40"/>
+      </w:pPr>
+      <w:r>
+        <w:rPr>
+          <w:rFonts w:ascii="Times New Roman" w:hAnsi="Times New Roman" w:eastAsia="宋体"/>
+          <w:b w:val="0"/>
+          <w:sz w:val="21"/>
+        </w:rPr>
+        <w:t>3. 应用实例：devices / metrics / alarms 外键关联</w:t>
+      </w:r>
+    </w:p>
+    <w:p>
+      <w:pPr>
+        <w:spacing w:before="0" w:after="40"/>
+      </w:pPr>
+      <w:r>
+        <w:rPr>
+          <w:rFonts w:ascii="Times New Roman" w:hAnsi="Times New Roman" w:eastAsia="宋体"/>
+          <w:b w:val="0"/>
+          <w:sz w:val="21"/>
+        </w:rPr>
+        <w:t>4. 扩展与误区：误区：一张大宽表塞所有——先画ER再建表，表错后面全返工</w:t>
+      </w:r>
+    </w:p>
+    <w:p>
+      <w:pPr>
+        <w:spacing w:before="0" w:after="40"/>
+      </w:pPr>
+      <w:r>
+        <w:rPr>
+          <w:rFonts w:ascii="Times New Roman" w:hAnsi="Times New Roman" w:eastAsia="宋体"/>
+          <w:b w:val="0"/>
+          <w:sz w:val="21"/>
+        </w:rPr>
+        <w:t>5. 原理：仓库模式(Repository)=数据访问收拢一层：业务代码只调repo.list_devices()，SQL/ORM细节藏在里面——换数据库不动业务</w:t>
+      </w:r>
+    </w:p>
+    <w:p>
+      <w:pPr>
+        <w:spacing w:before="0" w:after="40"/>
+      </w:pPr>
+      <w:r>
+        <w:rPr>
+          <w:rFonts w:ascii="Times New Roman" w:hAnsi="Times New Roman" w:eastAsia="宋体"/>
+          <w:b w:val="0"/>
+          <w:sz w:val="21"/>
+        </w:rPr>
+        <w:t>6. 判断依据：凡是'数据从哪来'可能变化（SQLite→PostgreSQL/加缓存）的项目，先建仓库层——解耦的物理隔离墙</w:t>
+      </w:r>
+    </w:p>
+    <w:p>
+      <w:pPr>
+        <w:spacing w:before="0" w:after="40"/>
+      </w:pPr>
+      <w:r>
+        <w:rPr>
+          <w:rFonts w:ascii="Times New Roman" w:hAnsi="Times New Roman" w:eastAsia="宋体"/>
+          <w:b w:val="0"/>
+          <w:sz w:val="21"/>
+        </w:rPr>
+        <w:t>7. 逐行解释：class DeviceRepo: def list(self): return session.query(Device).all() 业务只见方法名；内部今天ORM明天裸SQL——调用方零感知</w:t>
+      </w:r>
+    </w:p>
+    <w:p>
+      <w:pPr>
+        <w:spacing w:before="0" w:after="40"/>
+      </w:pPr>
+      <w:r>
+        <w:rPr>
+          <w:rFonts w:ascii="Times New Roman" w:hAnsi="Times New Roman" w:eastAsia="宋体"/>
+          <w:b w:val="0"/>
+          <w:sz w:val="21"/>
+        </w:rPr>
+        <w:t>8. 进阶优化：仓库+依赖注入便于测试（内存repo替身）；进阶Unit of Work管理事务边界</w:t>
+      </w:r>
+    </w:p>
+    <w:p>
+      <w:pPr>
+        <w:spacing w:before="0" w:after="0"/>
+      </w:pPr>
+      <w:r>
+        <w:rPr>
+          <w:rFonts w:ascii="Times New Roman" w:hAnsi="Times New Roman" w:eastAsia="宋体"/>
+          <w:b w:val="0"/>
+          <w:sz w:val="12"/>
+        </w:rPr>
+      </w:r>
+    </w:p>
+    <w:p>
+      <w:pPr>
+        <w:spacing w:before="0" w:after="20"/>
+      </w:pPr>
+      <w:r>
+        <w:rPr>
+          <w:rFonts w:ascii="Times New Roman" w:hAnsi="Times New Roman" w:eastAsia="宋体"/>
+          <w:b/>
+          <w:color w:val="010328"/>
+          <w:sz w:val="22"/>
+        </w:rPr>
+        <w:t>B02 外键与数据字典</w:t>
+      </w:r>
+    </w:p>
+    <w:p>
+      <w:pPr>
+        <w:spacing w:before="0" w:after="40"/>
+      </w:pPr>
+      <w:r>
+        <w:rPr>
+          <w:rFonts w:ascii="Times New Roman" w:hAnsi="Times New Roman" w:eastAsia="宋体"/>
+          <w:b w:val="0"/>
+          <w:sz w:val="21"/>
+        </w:rPr>
+        <w:t>1. 定义：外键=档案间的挂锁引用；数据字典=每格抽屉的说明书</w:t>
+      </w:r>
+    </w:p>
+    <w:p>
+      <w:pPr>
+        <w:spacing w:before="0" w:after="40"/>
+      </w:pPr>
+      <w:r>
+        <w:rPr>
+          <w:rFonts w:ascii="Times New Roman" w:hAnsi="Times New Roman" w:eastAsia="宋体"/>
+          <w:b w:val="0"/>
+          <w:sz w:val="21"/>
+        </w:rPr>
+        <w:t>2. 使用场景：表关系与字段口径的成文契约</w:t>
+      </w:r>
+    </w:p>
+    <w:p>
+      <w:pPr>
+        <w:spacing w:before="0" w:after="40"/>
+      </w:pPr>
+      <w:r>
+        <w:rPr>
+          <w:rFonts w:ascii="Times New Roman" w:hAnsi="Times New Roman" w:eastAsia="宋体"/>
+          <w:b w:val="0"/>
+          <w:sz w:val="21"/>
+        </w:rPr>
+        <w:t>3. 应用实例：metrics.device_id REFERENCES devices.id</w:t>
+      </w:r>
+    </w:p>
+    <w:p>
+      <w:pPr>
+        <w:spacing w:before="0" w:after="40"/>
+      </w:pPr>
+      <w:r>
+        <w:rPr>
+          <w:rFonts w:ascii="Times New Roman" w:hAnsi="Times New Roman" w:eastAsia="宋体"/>
+          <w:b w:val="0"/>
+          <w:sz w:val="21"/>
+        </w:rPr>
+        <w:t>4. 扩展与误区：误区：字段含义靠口口相传——字典进docs/新同事不看代码也能懂库</w:t>
+      </w:r>
+    </w:p>
+    <w:p>
+      <w:pPr>
+        <w:spacing w:before="0" w:after="40"/>
+      </w:pPr>
+      <w:r>
+        <w:rPr>
+          <w:rFonts w:ascii="Times New Roman" w:hAnsi="Times New Roman" w:eastAsia="宋体"/>
+          <w:b w:val="0"/>
+          <w:sz w:val="21"/>
+        </w:rPr>
+        <w:t>5. 原理：外键=子表存父表主键的引用+数据库强制约束：插孤儿记录（测点指向不存在的设备）直接被库拒绝——数据完整性的守门员</w:t>
+      </w:r>
+    </w:p>
+    <w:p>
+      <w:pPr>
+        <w:spacing w:before="0" w:after="40"/>
+      </w:pPr>
+      <w:r>
+        <w:rPr>
+          <w:rFonts w:ascii="Times New Roman" w:hAnsi="Times New Roman" w:eastAsia="宋体"/>
+          <w:b w:val="0"/>
+          <w:sz w:val="21"/>
+        </w:rPr>
+        <w:t>6. 判断依据：设备-测点-记录-告警四表的血缘全靠外键串起——删设备级联策略(cascade/set null)要显式声明</w:t>
+      </w:r>
+    </w:p>
+    <w:p>
+      <w:pPr>
+        <w:spacing w:before="0" w:after="40"/>
+      </w:pPr>
+      <w:r>
+        <w:rPr>
+          <w:rFonts w:ascii="Times New Roman" w:hAnsi="Times New Roman" w:eastAsia="宋体"/>
+          <w:b w:val="0"/>
+          <w:sz w:val="21"/>
+        </w:rPr>
+        <w:t>7. 逐行解释：sensor.device_id REFERENCES devices(id) 外键声明；插入device_id=999的测点→IntegrityError被库拦下——应用层校验漏网它兜底</w:t>
+      </w:r>
+    </w:p>
+    <w:p>
+      <w:pPr>
+        <w:spacing w:before="0" w:after="40"/>
+      </w:pPr>
+      <w:r>
+        <w:rPr>
+          <w:rFonts w:ascii="Times New Roman" w:hAnsi="Times New Roman" w:eastAsia="宋体"/>
+          <w:b w:val="0"/>
+          <w:sz w:val="21"/>
+        </w:rPr>
+        <w:t>8. 进阶优化：ON DELETE CASCADE级联删（慎用）/SET NULL保留孤表；外键要建索引（MySQL自动，SQLite手动）防全表扫</w:t>
+      </w:r>
+    </w:p>
+    <w:p>
+      <w:pPr>
+        <w:spacing w:before="0" w:after="0"/>
+      </w:pPr>
+      <w:r>
+        <w:rPr>
+          <w:rFonts w:ascii="Times New Roman" w:hAnsi="Times New Roman" w:eastAsia="宋体"/>
+          <w:b w:val="0"/>
+          <w:sz w:val="12"/>
+        </w:rPr>
+      </w:r>
+    </w:p>
+    <w:p>
+      <w:pPr>
+        <w:spacing w:before="0" w:after="20"/>
+      </w:pPr>
+      <w:r>
+        <w:rPr>
+          <w:rFonts w:ascii="Times New Roman" w:hAnsi="Times New Roman" w:eastAsia="宋体"/>
+          <w:b/>
+          <w:color w:val="010328"/>
+          <w:sz w:val="22"/>
+        </w:rPr>
+        <w:t>B03 ORM声明式</w:t>
+      </w:r>
+    </w:p>
+    <w:p>
+      <w:pPr>
+        <w:spacing w:before="0" w:after="40"/>
+      </w:pPr>
+      <w:r>
+        <w:rPr>
+          <w:rFonts w:ascii="Times New Roman" w:hAnsi="Times New Roman" w:eastAsia="宋体"/>
+          <w:b w:val="0"/>
+          <w:sz w:val="21"/>
+        </w:rPr>
+        <w:t>1. 定义：ORM=用Python类'声明'表结构——类即表，字段即属性</w:t>
+      </w:r>
+    </w:p>
+    <w:p>
+      <w:pPr>
+        <w:spacing w:before="0" w:after="40"/>
+      </w:pPr>
+      <w:r>
+        <w:rPr>
+          <w:rFonts w:ascii="Times New Roman" w:hAnsi="Times New Roman" w:eastAsia="宋体"/>
+          <w:b w:val="0"/>
+          <w:sz w:val="21"/>
+        </w:rPr>
+        <w:t>2. 使用场景：SQL写进类定义——类型安全+自动建表</w:t>
+      </w:r>
+    </w:p>
+    <w:p>
+      <w:pPr>
+        <w:spacing w:before="0" w:after="40"/>
+      </w:pPr>
+      <w:r>
+        <w:rPr>
+          <w:rFonts w:ascii="Times New Roman" w:hAnsi="Times New Roman" w:eastAsia="宋体"/>
+          <w:b w:val="0"/>
+          <w:sz w:val="21"/>
+        </w:rPr>
+        <w:t>3. 应用实例：class Metric(Base): __tablename__='metrics'</w:t>
+      </w:r>
+    </w:p>
+    <w:p>
+      <w:pPr>
+        <w:spacing w:before="0" w:after="40"/>
+      </w:pPr>
+      <w:r>
+        <w:rPr>
+          <w:rFonts w:ascii="Times New Roman" w:hAnsi="Times New Roman" w:eastAsia="宋体"/>
+          <w:b w:val="0"/>
+          <w:sz w:val="21"/>
+        </w:rPr>
+        <w:t>4. 扩展与误区：误区：ORM与裸SQL二选一——CRUD用ORM，复杂聚合报表裸SQL更快</w:t>
+      </w:r>
+    </w:p>
+    <w:p>
+      <w:pPr>
+        <w:spacing w:before="0" w:after="40"/>
+      </w:pPr>
+      <w:r>
+        <w:rPr>
+          <w:rFonts w:ascii="Times New Roman" w:hAnsi="Times New Roman" w:eastAsia="宋体"/>
+          <w:b w:val="0"/>
+          <w:sz w:val="21"/>
+        </w:rPr>
+        <w:t>5. 原理：ORM声明式=用Python类描述表结构，SQL由框架生成：class Device(Base)即CREATE TABLE——写类不写SQL，类型检查进IDE</w:t>
+      </w:r>
+    </w:p>
+    <w:p>
+      <w:pPr>
+        <w:spacing w:before="0" w:after="40"/>
+      </w:pPr>
+      <w:r>
+        <w:rPr>
+          <w:rFonts w:ascii="Times New Roman" w:hAnsi="Times New Roman" w:eastAsia="宋体"/>
+          <w:b w:val="0"/>
+          <w:sz w:val="21"/>
+        </w:rPr>
+        <w:t>6. 判断依据：表结构简单直接时ORM效率高；复杂报表查询仍可退回原生SQL（session.execute(text(...))）——两条腿走路</w:t>
+      </w:r>
+    </w:p>
+    <w:p>
+      <w:pPr>
+        <w:spacing w:before="0" w:after="40"/>
+      </w:pPr>
+      <w:r>
+        <w:rPr>
+          <w:rFonts w:ascii="Times New Roman" w:hAnsi="Times New Roman" w:eastAsia="宋体"/>
+          <w:b w:val="0"/>
+          <w:sz w:val="21"/>
+        </w:rPr>
+        <w:t>7. 逐行解释：class Device(Base): __tablename__='devices'; id=Column(Integer,primary_key=True); name=Column(String(32)) ——Base.metadata.create_all一键建表</w:t>
+      </w:r>
+    </w:p>
+    <w:p>
+      <w:pPr>
+        <w:spacing w:before="0" w:after="40"/>
+      </w:pPr>
+      <w:r>
+        <w:rPr>
+          <w:rFonts w:ascii="Times New Roman" w:hAnsi="Times New Roman" w:eastAsia="宋体"/>
+          <w:b w:val="0"/>
+          <w:sz w:val="21"/>
+        </w:rPr>
+        <w:t>8. 进阶优化：relationship()声明关联后dev.sensors直接拿子表（懒加载）；alembic管表结构演进版本化——生产必备</w:t>
+      </w:r>
+    </w:p>
+    <w:p>
+      <w:pPr>
+        <w:spacing w:before="0" w:after="0"/>
+      </w:pPr>
+      <w:r>
+        <w:rPr>
+          <w:rFonts w:ascii="Times New Roman" w:hAnsi="Times New Roman" w:eastAsia="宋体"/>
+          <w:b w:val="0"/>
+          <w:sz w:val="12"/>
+        </w:rPr>
+      </w:r>
+    </w:p>
+    <w:p>
+      <w:pPr>
+        <w:spacing w:before="0" w:after="20"/>
+      </w:pPr>
+      <w:r>
+        <w:rPr>
+          <w:rFonts w:ascii="Times New Roman" w:hAnsi="Times New Roman" w:eastAsia="宋体"/>
+          <w:b/>
+          <w:color w:val="010328"/>
+          <w:sz w:val="22"/>
+        </w:rPr>
+        <w:t>B04 bulk批量插入</w:t>
+      </w:r>
+    </w:p>
+    <w:p>
+      <w:pPr>
+        <w:spacing w:before="0" w:after="40"/>
+      </w:pPr>
+      <w:r>
+        <w:rPr>
+          <w:rFonts w:ascii="Times New Roman" w:hAnsi="Times New Roman" w:eastAsia="宋体"/>
+          <w:b w:val="0"/>
+          <w:sz w:val="21"/>
+        </w:rPr>
+        <w:t>1. 定义：bulk=整车运输vs逐件快递：一次提交万行，快10倍</w:t>
+      </w:r>
+    </w:p>
+    <w:p>
+      <w:pPr>
+        <w:spacing w:before="0" w:after="40"/>
+      </w:pPr>
+      <w:r>
+        <w:rPr>
+          <w:rFonts w:ascii="Times New Roman" w:hAnsi="Times New Roman" w:eastAsia="宋体"/>
+          <w:b w:val="0"/>
+          <w:sz w:val="21"/>
+        </w:rPr>
+        <w:t>2. 使用场景：万级记录必备——逐条insert是性能杀手</w:t>
+      </w:r>
+    </w:p>
+    <w:p>
+      <w:pPr>
+        <w:spacing w:before="0" w:after="40"/>
+      </w:pPr>
+      <w:r>
+        <w:rPr>
+          <w:rFonts w:ascii="Times New Roman" w:hAnsi="Times New Roman" w:eastAsia="宋体"/>
+          <w:b w:val="0"/>
+          <w:sz w:val="21"/>
+        </w:rPr>
+        <w:t>3. 应用实例：session.bulk_save_objects(metrics_rows)</w:t>
+      </w:r>
+    </w:p>
+    <w:p>
+      <w:pPr>
+        <w:spacing w:before="0" w:after="40"/>
+      </w:pPr>
+      <w:r>
+        <w:rPr>
+          <w:rFonts w:ascii="Times New Roman" w:hAnsi="Times New Roman" w:eastAsia="宋体"/>
+          <w:b w:val="0"/>
+          <w:sz w:val="21"/>
+        </w:rPr>
+        <w:t>4. 扩展与误区：误区：bulk完不commit——数据只在内存，进程一退全没</w:t>
+      </w:r>
+    </w:p>
+    <w:p>
+      <w:pPr>
+        <w:spacing w:before="0" w:after="40"/>
+      </w:pPr>
+      <w:r>
+        <w:rPr>
+          <w:rFonts w:ascii="Times New Roman" w:hAnsi="Times New Roman" w:eastAsia="宋体"/>
+          <w:b w:val="0"/>
+          <w:sz w:val="21"/>
+        </w:rPr>
+        <w:t>5. 原理：bulk批量插入=一次executemany提交N行，比循环单插快百倍：网络往返从N次变1次——万条数据秒级入库</w:t>
+      </w:r>
+    </w:p>
+    <w:p>
+      <w:pPr>
+        <w:spacing w:before="0" w:after="40"/>
+      </w:pPr>
+      <w:r>
+        <w:rPr>
+          <w:rFonts w:ascii="Times New Roman" w:hAnsi="Times New Roman" w:eastAsia="宋体"/>
+          <w:b w:val="0"/>
+          <w:sz w:val="21"/>
+        </w:rPr>
+        <w:t>6. 判断依据：历史数据回灌/批量导入场景必用bulk；逐条insert+autocommit是最常见的性能事故</w:t>
+      </w:r>
+    </w:p>
+    <w:p>
+      <w:pPr>
+        <w:spacing w:before="0" w:after="40"/>
+      </w:pPr>
+      <w:r>
+        <w:rPr>
+          <w:rFonts w:ascii="Times New Roman" w:hAnsi="Times New Roman" w:eastAsia="宋体"/>
+          <w:b w:val="0"/>
+          <w:sz w:val="21"/>
+        </w:rPr>
+        <w:t>7. 逐行解释：session.bulk_insert_mappings(Record, rows) 万行一次；对比for r in rows: session.add(Record(**r)) 慢百倍——事务提交次数决定速度</w:t>
+      </w:r>
+    </w:p>
+    <w:p>
+      <w:pPr>
+        <w:spacing w:before="0" w:after="40"/>
+      </w:pPr>
+      <w:r>
+        <w:rPr>
+          <w:rFonts w:ascii="Times New Roman" w:hAnsi="Times New Roman" w:eastAsia="宋体"/>
+          <w:b w:val="0"/>
+          <w:sz w:val="21"/>
+        </w:rPr>
+        <w:t>8. 进阶优化：分批提交（每5000行commit一次）防事务过大回滚整批；to_sql(pandas)底层也是批量——殊途同归</w:t>
+      </w:r>
+    </w:p>
+    <w:p>
+      <w:pPr>
+        <w:spacing w:before="0" w:after="0"/>
+      </w:pPr>
+      <w:r>
+        <w:rPr>
+          <w:rFonts w:ascii="Times New Roman" w:hAnsi="Times New Roman" w:eastAsia="宋体"/>
+          <w:b w:val="0"/>
+          <w:sz w:val="12"/>
+        </w:rPr>
+      </w:r>
+    </w:p>
+    <w:p>
+      <w:pPr>
+        <w:spacing w:before="0" w:after="20"/>
+      </w:pPr>
+      <w:r>
+        <w:rPr>
+          <w:rFonts w:ascii="Times New Roman" w:hAnsi="Times New Roman" w:eastAsia="宋体"/>
+          <w:b/>
+          <w:color w:val="010328"/>
+          <w:sz w:val="22"/>
+        </w:rPr>
+        <w:t>B05 N+1陷阱</w:t>
+      </w:r>
+    </w:p>
+    <w:p>
+      <w:pPr>
+        <w:spacing w:before="0" w:after="40"/>
+      </w:pPr>
+      <w:r>
+        <w:rPr>
+          <w:rFonts w:ascii="Times New Roman" w:hAnsi="Times New Roman" w:eastAsia="宋体"/>
+          <w:b w:val="0"/>
+          <w:sz w:val="21"/>
+        </w:rPr>
+        <w:t>1. 定义：N+1=点一名学生跑一趟教务处——列表页逐条查询卡顿元凶</w:t>
+      </w:r>
+    </w:p>
+    <w:p>
+      <w:pPr>
+        <w:spacing w:before="0" w:after="40"/>
+      </w:pPr>
+      <w:r>
+        <w:rPr>
+          <w:rFonts w:ascii="Times New Roman" w:hAnsi="Times New Roman" w:eastAsia="宋体"/>
+          <w:b w:val="0"/>
+          <w:sz w:val="21"/>
+        </w:rPr>
+        <w:t>2. 使用场景：查询列表页卡顿的头号原因</w:t>
+      </w:r>
+    </w:p>
+    <w:p>
+      <w:pPr>
+        <w:spacing w:before="0" w:after="40"/>
+      </w:pPr>
+      <w:r>
+        <w:rPr>
+          <w:rFonts w:ascii="Times New Roman" w:hAnsi="Times New Roman" w:eastAsia="宋体"/>
+          <w:b w:val="0"/>
+          <w:sz w:val="21"/>
+        </w:rPr>
+        <w:t>3. 应用实例：session.query(Device).options(joinedload(Device.alarms))</w:t>
+      </w:r>
+    </w:p>
+    <w:p>
+      <w:pPr>
+        <w:spacing w:before="0" w:after="40"/>
+      </w:pPr>
+      <w:r>
+        <w:rPr>
+          <w:rFonts w:ascii="Times New Roman" w:hAnsi="Times New Roman" w:eastAsia="宋体"/>
+          <w:b w:val="0"/>
+          <w:sz w:val="21"/>
+        </w:rPr>
+        <w:t>4. 扩展与误区：误区：小数据量感觉不到——数据上万秒变分钟，echo=True眼见为实</w:t>
+      </w:r>
+    </w:p>
+    <w:p>
+      <w:pPr>
+        <w:spacing w:before="0" w:after="40"/>
+      </w:pPr>
+      <w:r>
+        <w:rPr>
+          <w:rFonts w:ascii="Times New Roman" w:hAnsi="Times New Roman" w:eastAsia="宋体"/>
+          <w:b w:val="0"/>
+          <w:sz w:val="21"/>
+        </w:rPr>
+        <w:t>5. 原理：N+1陷阱=查1次列表又触发N次子查询：取100台设备再逐台取测点=101条SQL——列表页越翻越慢的元凶</w:t>
+      </w:r>
+    </w:p>
+    <w:p>
+      <w:pPr>
+        <w:spacing w:before="0" w:after="40"/>
+      </w:pPr>
+      <w:r>
+        <w:rPr>
+          <w:rFonts w:ascii="Times New Roman" w:hAnsi="Times New Roman" w:eastAsia="宋体"/>
+          <w:b w:val="0"/>
+          <w:sz w:val="21"/>
+        </w:rPr>
+        <w:t>6. 判断依据：仪表盘变慢先查SQL日志数：访问N台实体的循环里出现.子表属性即嫌疑现场</w:t>
+      </w:r>
+    </w:p>
+    <w:p>
+      <w:pPr>
+        <w:spacing w:before="0" w:after="40"/>
+      </w:pPr>
+      <w:r>
+        <w:rPr>
+          <w:rFonts w:ascii="Times New Roman" w:hAnsi="Times New Roman" w:eastAsia="宋体"/>
+          <w:b w:val="0"/>
+          <w:sz w:val="21"/>
+        </w:rPr>
+        <w:t>7. 逐行解释：for d in devices: d.sensors  懒加载逐台触发SQL；joinedload(Device.sensors) 预加载一条JOIN搞定——selectinload批量IN查询次优</w:t>
+      </w:r>
+    </w:p>
+    <w:p>
+      <w:pPr>
+        <w:spacing w:before="0" w:after="40"/>
+      </w:pPr>
+      <w:r>
+        <w:rPr>
+          <w:rFonts w:ascii="Times New Roman" w:hAnsi="Times New Roman" w:eastAsia="宋体"/>
+          <w:b w:val="0"/>
+          <w:sz w:val="21"/>
+        </w:rPr>
+        <w:t>8. 进阶优化：SQLAlchemy echo=True打印SQL自检；count(len)两数对不上即N+1实锤；进阶dataloader模式批量解析</w:t>
+      </w:r>
+    </w:p>
+    <w:p>
+      <w:pPr>
+        <w:spacing w:before="0" w:after="0"/>
+      </w:pPr>
+      <w:r>
+        <w:rPr>
+          <w:rFonts w:ascii="Times New Roman" w:hAnsi="Times New Roman" w:eastAsia="宋体"/>
+          <w:b w:val="0"/>
+          <w:sz w:val="12"/>
+        </w:rPr>
+      </w:r>
+    </w:p>
+    <w:p>
+      <w:pPr>
+        <w:spacing w:before="0" w:after="20"/>
+      </w:pPr>
+      <w:r>
+        <w:rPr>
+          <w:rFonts w:ascii="Times New Roman" w:hAnsi="Times New Roman" w:eastAsia="宋体"/>
+          <w:b/>
+          <w:color w:val="010328"/>
+          <w:sz w:val="22"/>
+        </w:rPr>
+        <w:t>B06 索引与EXPLAIN</w:t>
+      </w:r>
+    </w:p>
+    <w:p>
+      <w:pPr>
+        <w:spacing w:before="0" w:after="40"/>
+      </w:pPr>
+      <w:r>
+        <w:rPr>
+          <w:rFonts w:ascii="Times New Roman" w:hAnsi="Times New Roman" w:eastAsia="宋体"/>
+          <w:b w:val="0"/>
+          <w:sz w:val="21"/>
+        </w:rPr>
+        <w:t>1. 定义：索引=书后索引页：查得快但每页写书都要多维护一份——有代价</w:t>
+      </w:r>
+    </w:p>
+    <w:p>
+      <w:pPr>
+        <w:spacing w:before="0" w:after="40"/>
+      </w:pPr>
+      <w:r>
+        <w:rPr>
+          <w:rFonts w:ascii="Times New Roman" w:hAnsi="Times New Roman" w:eastAsia="宋体"/>
+          <w:b w:val="0"/>
+          <w:sz w:val="21"/>
+        </w:rPr>
+        <w:t>2. 使用场景：按设备查时段是最高频查询——(device_id,ts)复合索引正覆盖</w:t>
+      </w:r>
+    </w:p>
+    <w:p>
+      <w:pPr>
+        <w:spacing w:before="0" w:after="40"/>
+      </w:pPr>
+      <w:r>
+        <w:rPr>
+          <w:rFonts w:ascii="Times New Roman" w:hAnsi="Times New Roman" w:eastAsia="宋体"/>
+          <w:b w:val="0"/>
+          <w:sz w:val="21"/>
+        </w:rPr>
+        <w:t>3. 应用实例：CREATE INDEX idx_dev_ts ON metrics(device_id, ts)</w:t>
+      </w:r>
+    </w:p>
+    <w:p>
+      <w:pPr>
+        <w:spacing w:before="0" w:after="40"/>
+      </w:pPr>
+      <w:r>
+        <w:rPr>
+          <w:rFonts w:ascii="Times New Roman" w:hAnsi="Times New Roman" w:eastAsia="宋体"/>
+          <w:b w:val="0"/>
+          <w:sz w:val="21"/>
+        </w:rPr>
+        <w:t>4. 扩展与误区：误区：索引滥建——写入每行都更新所有索引，写多读少的表别加</w:t>
+      </w:r>
+    </w:p>
+    <w:p>
+      <w:pPr>
+        <w:spacing w:before="0" w:after="40"/>
+      </w:pPr>
+      <w:r>
+        <w:rPr>
+          <w:rFonts w:ascii="Times New Roman" w:hAnsi="Times New Roman" w:eastAsia="宋体"/>
+          <w:b w:val="0"/>
+          <w:sz w:val="21"/>
+        </w:rPr>
+        <w:t>5. 原理：索引=拿空间换时间的查找加速结构（B+树）：WHERE命中的列建索引快万倍，但写操作变慢且占盘——不是越多越好</w:t>
+      </w:r>
+    </w:p>
+    <w:p>
+      <w:pPr>
+        <w:spacing w:before="0" w:after="40"/>
+      </w:pPr>
+      <w:r>
+        <w:rPr>
+          <w:rFonts w:ascii="Times New Roman" w:hAnsi="Times New Roman" w:eastAsia="宋体"/>
+          <w:b w:val="0"/>
+          <w:sz w:val="21"/>
+        </w:rPr>
+        <w:t>6. 判断依据：查询慢先EXPLAIN看执行计划（全表扫SCAN→索引查SEARCH），再对症建索引——盲建索引是新手病</w:t>
+      </w:r>
+    </w:p>
+    <w:p>
+      <w:pPr>
+        <w:spacing w:before="0" w:after="40"/>
+      </w:pPr>
+      <w:r>
+        <w:rPr>
+          <w:rFonts w:ascii="Times New Roman" w:hAnsi="Times New Roman" w:eastAsia="宋体"/>
+          <w:b w:val="0"/>
+          <w:sz w:val="21"/>
+        </w:rPr>
+        <w:t>7. 逐行解释：EXPLAIN QUERY PLAN SELECT ... WHERE ts&gt;? 全表SCAN亮红灯；CREATE INDEX idx_ts ON records(ts) 建索引后SEARCH——前后对比就是实验报告</w:t>
+      </w:r>
+    </w:p>
+    <w:p>
+      <w:pPr>
+        <w:spacing w:before="0" w:after="40"/>
+      </w:pPr>
+      <w:r>
+        <w:rPr>
+          <w:rFonts w:ascii="Times New Roman" w:hAnsi="Times New Roman" w:eastAsia="宋体"/>
+          <w:b w:val="0"/>
+          <w:sz w:val="21"/>
+        </w:rPr>
+        <w:t>8. 进阶优化：最左前缀原则（复合索引(a,b)只对a或a+b生效）；覆盖索引免回表；写多读少的表慎建——索引维护有成本</w:t>
+      </w:r>
+    </w:p>
+    <w:p>
+      <w:pPr>
+        <w:spacing w:before="0" w:after="0"/>
+      </w:pPr>
+      <w:r>
+        <w:rPr>
+          <w:rFonts w:ascii="Times New Roman" w:hAnsi="Times New Roman" w:eastAsia="宋体"/>
+          <w:b w:val="0"/>
+          <w:sz w:val="12"/>
+        </w:rPr>
+      </w:r>
+    </w:p>
     <w:p>
       <w:pPr>
         <w:spacing w:before="200" w:after="80"/>
